--- a/content/member-assets/drone-roof-photo-inspection/client-faqs.docx
+++ b/content/member-assets/drone-roof-photo-inspection/client-faqs.docx
@@ -759,7 +759,7 @@
               <w:pStyle w:val="TableCell"/>
             </w:pPr>
             <w:r>
-              <w:t xml:space="preserve">How to use these FAQs — Use these answers on the sales page, proposal, booking form, and delivery email for the…</w:t>
+              <w:t xml:space="preserve">How to use these FAQs - Use these answers on the sales page, proposal, booking form, and delivery email for the…</w:t>
             </w:r>
           </w:p>
         </w:tc>
@@ -801,7 +801,7 @@
               <w:pStyle w:val="TableCell"/>
             </w:pPr>
             <w:r>
-              <w:t xml:space="preserve">Buyer FAQs — What do I receive? You receive a set of roof photos, a short orientation video when scoped…</w:t>
+              <w:t xml:space="preserve">Buyer FAQs - What do I receive? You receive a set of roof photos, a short orientation video when scoped…</w:t>
             </w:r>
           </w:p>
         </w:tc>
@@ -845,7 +845,7 @@
               <w:pStyle w:val="TableCell"/>
             </w:pPr>
             <w:r>
-              <w:t xml:space="preserve">Objection-handling notes — If the buyer asks whether you can confirm damage, restate that you provide visibility and…</w:t>
+              <w:t xml:space="preserve">Objection-handling notes - If the buyer asks whether you can confirm damage, restate that you provide visibility and…</w:t>
             </w:r>
           </w:p>
         </w:tc>
@@ -887,7 +887,7 @@
               <w:pStyle w:val="TableCell"/>
             </w:pPr>
             <w:r>
-              <w:t xml:space="preserve">Website preview copy — Use this FAQ pack to explain the service clearly before a homeowner, agent, roofer, or…</w:t>
+              <w:t xml:space="preserve">Website preview copy - Use this FAQ pack to explain the service clearly before a homeowner, agent, roofer, or…</w:t>
             </w:r>
           </w:p>
         </w:tc>
@@ -931,7 +931,7 @@
               <w:pStyle w:val="TableCell"/>
             </w:pPr>
             <w:r>
-              <w:t xml:space="preserve">Delivery standards (shared) — This asset is for roofers, agents, solar installers, and homeowners; replace bracketed…</w:t>
+              <w:t xml:space="preserve">Delivery standards (shared) - This asset is for roofers, agents, solar installers, and homeowners; replace bracketed…</w:t>
             </w:r>
           </w:p>
         </w:tc>
@@ -1371,7 +1371,7 @@
     <w:lvl w:ilvl="0">
       <w:start w:val="1"/>
       <w:numFmt w:val="bullet"/>
-      <w:lvlText w:val="–"/>
+      <w:lvlText w:val="-"/>
       <w:pPr>
         <w:ind w:left="540" w:hanging="220"/>
       </w:pPr>
